--- a/data/reports/exports/prior-art-grabo_gripper_novelty.docx
+++ b/data/reports/exports/prior-art-grabo_gripper_novelty.docx
@@ -10,7 +10,18 @@
         <w:rPr>
           <w:color w:val="0B2545"/>
         </w:rPr>
-        <w:t>Prior-Art Search Report</w:t>
+        <w:t>Prior-art retrieval report</w:t>
+      </w:r>
+    </w:p>
+    <w:p>
+      <w:r>
+        <w:rPr>
+          <w:b/>
+          <w:i w:val="0"/>
+          <w:color w:val="B25E00"/>
+          <w:sz w:val="20"/>
+        </w:rPr>
+        <w:t>Machine-generated drafting aid — not a prior-art search opinion</w:t>
       </w:r>
     </w:p>
     <w:p>
@@ -54,7 +65,7 @@
           <w:b w:val="0"/>
           <w:i w:val="0"/>
         </w:rPr>
-        <w:t>2026-07-18</w:t>
+        <w:t>2026-07-19</w:t>
       </w:r>
     </w:p>
     <w:p>
@@ -88,7 +99,7 @@
           <w:color w:val="5B6B82"/>
           <w:sz w:val="17"/>
         </w:rPr>
-        <w:t>Semantic + agentic search over a 107,795-publication vacuum-gripping corpus (US/EP/WO/DE, all dates; 1,819,616 embedded passages). Retrieval: 8-channel adaptive cascade (dense + BM25 + CPC + citation/family + query-by-example + cross-lingual) with weighted reciprocal-rank fusion and a cross-encoder reranker. Prior-art dating by a jurisdiction-neutral novelty/inventive-step engine.</w:t>
+        <w:t>Semantic + agentic search over a 107,795-publication vacuum-gripping corpus [US/EP/WO/DE; current to 2026-04-21] (2,728,288 embedded passages). Retrieval: 8-channel adaptive cascade (dense + BM25 + CPC + citation/family + query-by-example + cross-lingual) with weighted reciprocal-rank fusion and a cross-encoder reranker. Prior-art dating by a jurisdiction-neutral novelty/inventive-step engine.</w:t>
       </w:r>
     </w:p>
     <w:p>
@@ -104,7 +115,7 @@
           <w:b w:val="0"/>
           <w:i w:val="0"/>
         </w:rPr>
-        <w:t xml:space="preserve">   ·   5 references cited   ·   </w:t>
+        <w:t xml:space="preserve">   ·   2 references cited   ·   </w:t>
       </w:r>
       <w:r>
         <w:rPr>
@@ -113,6 +124,151 @@
           <w:color w:val="B25E00"/>
         </w:rPr>
         <w:t>6 apparently novel</w:t>
+      </w:r>
+    </w:p>
+    <w:p>
+      <w:pPr>
+        <w:pStyle w:val="Heading1"/>
+      </w:pPr>
+      <w:r>
+        <w:t>Scope and measured reliability — read before relying on this document</w:t>
+      </w:r>
+    </w:p>
+    <w:p>
+      <w:r>
+        <w:rPr>
+          <w:b/>
+          <w:i w:val="0"/>
+          <w:sz w:val="19"/>
+        </w:rPr>
+        <w:t xml:space="preserve">What this document is. </w:t>
+      </w:r>
+      <w:r>
+        <w:rPr>
+          <w:b w:val="0"/>
+          <w:i w:val="0"/>
+          <w:sz w:val="19"/>
+        </w:rPr>
+        <w:t>This is the output of a BOUNDED TECHNICAL-FIELD search tool, not a clearance search and not a professional prior-art search opinion. It searched one indexed field, to a fixed date, with measured recall well below completeness. Every conclusion below is a machine-generated drafting aid that must be checked against the cited documents before it is relied on.</w:t>
+      </w:r>
+    </w:p>
+    <w:p>
+      <w:r>
+        <w:rPr>
+          <w:b/>
+          <w:i w:val="0"/>
+          <w:sz w:val="19"/>
+        </w:rPr>
+        <w:t xml:space="preserve">Corpus. </w:t>
+      </w:r>
+      <w:r>
+        <w:rPr>
+          <w:b w:val="0"/>
+          <w:i w:val="0"/>
+          <w:sz w:val="19"/>
+        </w:rPr>
+        <w:t>107,795 publications, limited to 8 CPC classes covering vacuum gripping, lifting and handling. US, EP, WO, DE only — no JP, CN, KR, GB, FR or other national collections, and no non-patent literature.</w:t>
+      </w:r>
+    </w:p>
+    <w:p>
+      <w:r>
+        <w:rPr>
+          <w:b/>
+          <w:i w:val="0"/>
+          <w:sz w:val="19"/>
+        </w:rPr>
+        <w:t xml:space="preserve">Current to. </w:t>
+      </w:r>
+      <w:r>
+        <w:rPr>
+          <w:b w:val="0"/>
+          <w:i w:val="0"/>
+          <w:sz w:val="19"/>
+        </w:rPr>
+        <w:t>2026-04-21. Nothing published after this date was searched. For a novelty or validity question this is a live gap, and it widens every day until the next ingest.</w:t>
+      </w:r>
+    </w:p>
+    <w:p>
+      <w:r>
+        <w:rPr>
+          <w:b/>
+          <w:i w:val="0"/>
+          <w:sz w:val="19"/>
+        </w:rPr>
+        <w:t xml:space="preserve">Measured recall. </w:t>
+      </w:r>
+      <w:r>
+        <w:rPr>
+          <w:b w:val="0"/>
+          <w:i w:val="0"/>
+          <w:sz w:val="19"/>
+        </w:rPr>
+        <w:t>19% @100. On a 11-query internal benchmark, 19% of known-relevant families appeared in the top 100 results — roughly four in five known-relevant families were NOT surfaced. Basis: 11-query internal benchmark with human-marked relevant families; fraction of known-relevant families appearing in the top 100 results.</w:t>
+      </w:r>
+    </w:p>
+    <w:p>
+      <w:r>
+        <w:rPr>
+          <w:b/>
+          <w:i w:val="0"/>
+          <w:sz w:val="19"/>
+        </w:rPr>
+        <w:t xml:space="preserve">AI output accuracy — verify every cell. </w:t>
+      </w:r>
+      <w:r>
+        <w:rPr>
+          <w:b w:val="0"/>
+          <w:i w:val="0"/>
+          <w:sz w:val="19"/>
+        </w:rPr>
+        <w:t>Rationales and claim charts in this document are machine-generated drafting aids, not findings. Rationales overclaimed in 8% of 40 audited cases. Of the 5 retrieval-map cells that passed verification and were then independently re-read, 2 (40%) were judged overclaims. Assume residual error and check each citation against the reference text.</w:t>
+      </w:r>
+    </w:p>
+    <w:p>
+      <w:r>
+        <w:rPr>
+          <w:b/>
+          <w:i w:val="0"/>
+          <w:sz w:val="19"/>
+        </w:rPr>
+        <w:t xml:space="preserve">Absence of results is not evidence of absence of prior art. </w:t>
+      </w:r>
+      <w:r>
+        <w:rPr>
+          <w:b w:val="0"/>
+          <w:i w:val="0"/>
+          <w:sz w:val="19"/>
+        </w:rPr>
+        <w:t>A short result list means this corpus did not surface art — it does not mean none exists. Given the recall figure, the date ceiling, and the class and jurisdiction limits above, a negative result here cannot support a clearance, freedom-to-operate, or patentability opinion. Those require a professional search across full collections.</w:t>
+      </w:r>
+    </w:p>
+    <w:p>
+      <w:r>
+        <w:rPr>
+          <w:b/>
+          <w:i w:val="0"/>
+          <w:sz w:val="18"/>
+        </w:rPr>
+        <w:t xml:space="preserve">Indexed CPC classes: </w:t>
+      </w:r>
+      <w:r>
+        <w:rPr>
+          <w:b w:val="0"/>
+          <w:i w:val="0"/>
+          <w:sz w:val="18"/>
+        </w:rPr>
+        <w:t>B66C1/02 — suction lifting devices; B66C1/0225 — handheld suction lifting devices; B25J15/0616 — robotic vacuum grippers; B65G47/91 — suction transfer devices; B65G49/061 — suction handling of fragile sheets; B25B11/005 — vacuum work holders; F16B47/00 — suction cups; B65G7/12 — carrying objects by hand</w:t>
+      </w:r>
+    </w:p>
+    <w:p>
+      <w:r>
+        <w:rPr>
+          <w:b w:val="0"/>
+          <w:i w:val="0"/>
+          <w:color w:val="5B6B82"/>
+          <w:sz w:val="18"/>
+        </w:rPr>
+        <w:t>Not indexed: anything outside the CPC classes listed above; jurisdictions other than US, EP, WO, DE; non-patent literature, standards, product manuals and datasheets; and anything published after 2026-04-21.</w:t>
       </w:r>
     </w:p>
     <w:p>
@@ -161,7 +317,7 @@
           <w:b/>
           <w:i w:val="0"/>
         </w:rPr>
-        <w:t xml:space="preserve">US-9457478-B2 — Area vacuum gripper </w:t>
+        <w:t xml:space="preserve">US-3005652-A — Vacuum gripping device </w:t>
       </w:r>
       <w:r>
         <w:rPr>
@@ -170,28 +326,7 @@
           <w:color w:val="5B6B82"/>
           <w:sz w:val="18"/>
         </w:rPr>
-        <w:t>(match 0.788; PUBLIC prior art)</w:t>
-      </w:r>
-    </w:p>
-    <w:p>
-      <w:pPr>
-        <w:pStyle w:val="ListBullet"/>
-      </w:pPr>
-      <w:r>
-        <w:rPr>
-          <w:b/>
-          <w:i w:val="0"/>
-        </w:rPr>
-        <w:t xml:space="preserve">US-9803680-B2 — Releasable vacuum holding device </w:t>
-      </w:r>
-      <w:r>
-        <w:rPr>
-          <w:b w:val="0"/>
-          <w:i w:val="0"/>
-          <w:color w:val="5B6B82"/>
-          <w:sz w:val="18"/>
-        </w:rPr>
-        <w:t>(match 0.782; PUBLIC prior art)</w:t>
+        <w:t>(match None; not dated)</w:t>
       </w:r>
     </w:p>
     <w:p>
@@ -207,7 +342,7 @@
           <w:b w:val="0"/>
           <w:i w:val="0"/>
         </w:rPr>
-        <w:t>Seal element elastically deformable at contact surface</w:t>
+        <w:t>Seal element attached to second side, protruding away from first side</w:t>
       </w:r>
     </w:p>
     <w:p>
@@ -224,7 +359,7 @@
           <w:i w:val="0"/>
           <w:color w:val="B25E00"/>
         </w:rPr>
-        <w:t>Air extraction means configured to continuously extract air from chamber, Air extraction means in fluid communication with chamber through base element, Air extraction means operable in a variable manner, Seal element attachment surface mounted to peripheral support area of base element, Seal element protrudes no greater than its thickness from peripheral support area, Variable operation by fluctuating operating power or reducing power to maintain grip</w:t>
+        <w:t>Air extraction means configured to continuously extract air from chamber, Air extraction means in fluid communication with chamber through base element, Base element second side with central area and peripheral support area, Bracing structure arranged within or outside the seal element, Seal element attachment surface mounted to peripheral support area, Seal element contact surface urged towards and grips object surface</w:t>
       </w:r>
     </w:p>
     <w:p>
@@ -232,7 +367,28 @@
         <w:pStyle w:val="Heading1"/>
       </w:pPr>
       <w:r>
-        <w:t>Element × Reference claim chart</w:t>
+        <w:t>Element × reference retrieval map</w:t>
+      </w:r>
+    </w:p>
+    <w:p>
+      <w:r>
+        <w:rPr>
+          <w:b/>
+          <w:i w:val="0"/>
+          <w:color w:val="B25E00"/>
+          <w:sz w:val="18"/>
+        </w:rPr>
+        <w:t>DRAFTING AID — VERIFY EVERY CELL</w:t>
+      </w:r>
+    </w:p>
+    <w:p>
+      <w:r>
+        <w:rPr>
+          <w:b w:val="0"/>
+          <w:i w:val="0"/>
+          <w:sz w:val="17"/>
+        </w:rPr>
+        <w:t>This grid is NOT a verified claim chart and must not be filed or relied on as one. Cells come from semantic retrieval; each cited passage is then checked by a separate model pass asked to refute it. A cell is marked 'verified' only if that check confirmed the passage teaches the element — and that check is itself imperfect. In an audit of this feature 58% of 12 cells asserting coverage were wrong before the verification pass existed. After it, an independent review re-read the 5 surviving confirmed cells against the verbatim cited passages and judged 2 of them (40%) to be overclaims. The verification pass had reported 0 of 5 rejected, but that is the verifier grading its own work. Sample sizes are small, and the verifier shares a model family with the auditing judge, so treat the independent figure as a lower bound on the error rate. Open each cited reference and read the passage before using any cell.</w:t>
       </w:r>
     </w:p>
     <w:tbl>
@@ -280,7 +436,7 @@
                 <w:b/>
                 <w:sz w:val="15"/>
               </w:rPr>
-              <w:t>DE-102005020840-B4</w:t>
+              <w:t>US-9266686-B2</w:t>
             </w:r>
           </w:p>
         </w:tc>
@@ -297,7 +453,7 @@
                 <w:b/>
                 <w:sz w:val="15"/>
               </w:rPr>
-              <w:t>US-2018244032-A1</w:t>
+              <w:t>DE-102005020840-B4</w:t>
             </w:r>
           </w:p>
         </w:tc>
@@ -314,7 +470,7 @@
                 <w:b/>
                 <w:sz w:val="15"/>
               </w:rPr>
-              <w:t>US-10632596-B2</w:t>
+              <w:t>US-2006042892-A1</w:t>
             </w:r>
           </w:p>
         </w:tc>
@@ -331,7 +487,7 @@
                 <w:b/>
                 <w:sz w:val="15"/>
               </w:rPr>
-              <w:t>EP-1748870-B1</w:t>
+              <w:t>DE-102005020840-A1</w:t>
             </w:r>
           </w:p>
         </w:tc>
@@ -348,7 +504,7 @@
                 <w:b/>
                 <w:sz w:val="15"/>
               </w:rPr>
-              <w:t>US-2006042892-A1</w:t>
+              <w:t>US-2018244032-A1</w:t>
             </w:r>
           </w:p>
         </w:tc>
@@ -365,7 +521,7 @@
                 <w:b/>
                 <w:sz w:val="15"/>
               </w:rPr>
-              <w:t>US-6382692-B1</w:t>
+              <w:t>EP-0095218-B1</w:t>
             </w:r>
           </w:p>
         </w:tc>
@@ -421,7 +577,7 @@
         <w:tc>
           <w:tcPr>
             <w:tcW w:type="dxa" w:w="960"/>
-            <w:shd w:val="clear" w:color="auto" w:fill="a8d1c0"/>
+            <w:shd w:val="clear" w:color="auto" w:fill="f6d9d7"/>
           </w:tcPr>
           <w:p>
             <w:pPr>
@@ -432,7 +588,23 @@
                 <w:b/>
                 <w:sz w:val="16"/>
               </w:rPr>
-              <w:t>0.038</w:t>
+              <w:t>unrelated</w:t>
+            </w:r>
+            <w:r>
+              <w:rPr>
+                <w:color w:val="5B6B82"/>
+                <w:sz w:val="14"/>
+              </w:rPr>
+              <w:br/>
+              <w:t>0.046</w:t>
+            </w:r>
+            <w:r>
+              <w:rPr>
+                <w:color w:val="5B6B82"/>
+                <w:sz w:val="13"/>
+              </w:rPr>
+              <w:br/>
+              <w:t>cl 6</w:t>
             </w:r>
           </w:p>
         </w:tc>
@@ -519,7 +691,6 @@
         <w:tc>
           <w:tcPr>
             <w:tcW w:type="dxa" w:w="960"/>
-            <w:shd w:val="clear" w:color="auto" w:fill="a8d0bf"/>
           </w:tcPr>
           <w:p>
             <w:pPr>
@@ -527,10 +698,9 @@
             </w:pPr>
             <w:r>
               <w:rPr>
-                <w:b/>
-                <w:sz w:val="16"/>
+                <w:color w:val="5B6B82"/>
               </w:rPr>
-              <w:t>0.038</w:t>
+              <w:t>·</w:t>
             </w:r>
           </w:p>
         </w:tc>
@@ -584,6 +754,7 @@
         <w:tc>
           <w:tcPr>
             <w:tcW w:type="dxa" w:w="960"/>
+            <w:shd w:val="clear" w:color="auto" w:fill="eceff3"/>
           </w:tcPr>
           <w:p>
             <w:pPr>
@@ -591,9 +762,18 @@
             </w:pPr>
             <w:r>
               <w:rPr>
+                <w:b/>
+                <w:sz w:val="16"/>
+              </w:rPr>
+              <w:t>no passage</w:t>
+            </w:r>
+            <w:r>
+              <w:rPr>
                 <w:color w:val="5B6B82"/>
+                <w:sz w:val="14"/>
               </w:rPr>
-              <w:t>·</w:t>
+              <w:br/>
+              <w:t>0.053</w:t>
             </w:r>
           </w:p>
         </w:tc>
@@ -616,7 +796,6 @@
         <w:tc>
           <w:tcPr>
             <w:tcW w:type="dxa" w:w="960"/>
-            <w:shd w:val="clear" w:color="auto" w:fill="0a7d4d"/>
           </w:tcPr>
           <w:p>
             <w:pPr>
@@ -624,10 +803,9 @@
             </w:pPr>
             <w:r>
               <w:rPr>
-                <w:b/>
-                <w:sz w:val="16"/>
+                <w:color w:val="5B6B82"/>
               </w:rPr>
-              <w:t>0.056</w:t>
+              <w:t>·</w:t>
             </w:r>
           </w:p>
         </w:tc>
@@ -650,7 +828,23 @@
         <w:tc>
           <w:tcPr>
             <w:tcW w:type="dxa" w:w="960"/>
-            <w:shd w:val="clear" w:color="auto" w:fill="61ab8c"/>
+          </w:tcPr>
+          <w:p>
+            <w:pPr>
+              <w:jc w:val="center"/>
+            </w:pPr>
+            <w:r>
+              <w:rPr>
+                <w:color w:val="5B6B82"/>
+              </w:rPr>
+              <w:t>·</w:t>
+            </w:r>
+          </w:p>
+        </w:tc>
+        <w:tc>
+          <w:tcPr>
+            <w:tcW w:type="dxa" w:w="960"/>
+            <w:shd w:val="clear" w:color="auto" w:fill="eceff3"/>
           </w:tcPr>
           <w:p>
             <w:pPr>
@@ -661,37 +855,22 @@
                 <w:b/>
                 <w:sz w:val="16"/>
               </w:rPr>
-              <w:t>0.046</w:t>
+              <w:t>no passage</w:t>
             </w:r>
             <w:r>
               <w:rPr>
-                <w:sz w:val="13"/>
+                <w:color w:val="5B6B82"/>
+                <w:sz w:val="14"/>
               </w:rPr>
               <w:br/>
-              <w:t>¶ p0009</w:t>
+              <w:t>0.042</w:t>
             </w:r>
           </w:p>
         </w:tc>
         <w:tc>
           <w:tcPr>
             <w:tcW w:type="dxa" w:w="960"/>
-          </w:tcPr>
-          <w:p>
-            <w:pPr>
-              <w:jc w:val="center"/>
-            </w:pPr>
-            <w:r>
-              <w:rPr>
-                <w:color w:val="5B6B82"/>
-              </w:rPr>
-              <w:t>·</w:t>
-            </w:r>
-          </w:p>
-        </w:tc>
-        <w:tc>
-          <w:tcPr>
-            <w:tcW w:type="dxa" w:w="960"/>
-            <w:shd w:val="clear" w:color="auto" w:fill="198558"/>
+            <w:shd w:val="clear" w:color="auto" w:fill="c9e7d5"/>
           </w:tcPr>
           <w:p>
             <w:pPr>
@@ -702,10 +881,19 @@
                 <w:b/>
                 <w:sz w:val="16"/>
               </w:rPr>
-              <w:t>0.055</w:t>
+              <w:t>verified</w:t>
             </w:r>
             <w:r>
               <w:rPr>
+                <w:color w:val="5B6B82"/>
+                <w:sz w:val="14"/>
+              </w:rPr>
+              <w:br/>
+              <w:t>0.05</w:t>
+            </w:r>
+            <w:r>
+              <w:rPr>
+                <w:color w:val="5B6B82"/>
                 <w:sz w:val="13"/>
               </w:rPr>
               <w:br/>
@@ -731,7 +919,6 @@
         <w:tc>
           <w:tcPr>
             <w:tcW w:type="dxa" w:w="960"/>
-            <w:shd w:val="clear" w:color="auto" w:fill="6cb194"/>
           </w:tcPr>
           <w:p>
             <w:pPr>
@@ -739,10 +926,9 @@
             </w:pPr>
             <w:r>
               <w:rPr>
-                <w:b/>
-                <w:sz w:val="16"/>
+                <w:color w:val="5B6B82"/>
               </w:rPr>
-              <w:t>0.045</w:t>
+              <w:t>·</w:t>
             </w:r>
           </w:p>
         </w:tc>
@@ -781,6 +967,7 @@
         <w:tc>
           <w:tcPr>
             <w:tcW w:type="dxa" w:w="960"/>
+            <w:shd w:val="clear" w:color="auto" w:fill="eceff3"/>
           </w:tcPr>
           <w:p>
             <w:pPr>
@@ -788,9 +975,18 @@
             </w:pPr>
             <w:r>
               <w:rPr>
+                <w:b/>
+                <w:sz w:val="16"/>
+              </w:rPr>
+              <w:t>no passage</w:t>
+            </w:r>
+            <w:r>
+              <w:rPr>
                 <w:color w:val="5B6B82"/>
+                <w:sz w:val="14"/>
               </w:rPr>
-              <w:t>·</w:t>
+              <w:br/>
+              <w:t>0.045</w:t>
             </w:r>
           </w:p>
         </w:tc>
@@ -813,7 +1009,23 @@
         <w:tc>
           <w:tcPr>
             <w:tcW w:type="dxa" w:w="960"/>
-            <w:shd w:val="clear" w:color="auto" w:fill="aed4c4"/>
+          </w:tcPr>
+          <w:p>
+            <w:pPr>
+              <w:jc w:val="center"/>
+            </w:pPr>
+            <w:r>
+              <w:rPr>
+                <w:color w:val="5B6B82"/>
+              </w:rPr>
+              <w:t>·</w:t>
+            </w:r>
+          </w:p>
+        </w:tc>
+        <w:tc>
+          <w:tcPr>
+            <w:tcW w:type="dxa" w:w="960"/>
+            <w:shd w:val="clear" w:color="auto" w:fill="eceff3"/>
           </w:tcPr>
           <w:p>
             <w:pPr>
@@ -824,24 +1036,14 @@
                 <w:b/>
                 <w:sz w:val="16"/>
               </w:rPr>
-              <w:t>0.037</w:t>
-            </w:r>
-          </w:p>
-        </w:tc>
-        <w:tc>
-          <w:tcPr>
-            <w:tcW w:type="dxa" w:w="960"/>
-            <w:shd w:val="clear" w:color="auto" w:fill="91c4af"/>
-          </w:tcPr>
-          <w:p>
-            <w:pPr>
-              <w:jc w:val="center"/>
-            </w:pPr>
+              <w:t>no passage</w:t>
+            </w:r>
             <w:r>
               <w:rPr>
-                <w:b/>
-                <w:sz w:val="16"/>
+                <w:color w:val="5B6B82"/>
+                <w:sz w:val="14"/>
               </w:rPr>
+              <w:br/>
               <w:t>0.04</w:t>
             </w:r>
           </w:p>
@@ -912,7 +1114,7 @@
         <w:tc>
           <w:tcPr>
             <w:tcW w:type="dxa" w:w="960"/>
-            <w:shd w:val="clear" w:color="auto" w:fill="ffffff"/>
+            <w:shd w:val="clear" w:color="auto" w:fill="c9e7d5"/>
           </w:tcPr>
           <w:p>
             <w:pPr>
@@ -923,14 +1125,23 @@
                 <w:b/>
                 <w:sz w:val="16"/>
               </w:rPr>
-              <w:t>0.028</w:t>
+              <w:t>verified</w:t>
             </w:r>
             <w:r>
               <w:rPr>
+                <w:color w:val="5B6B82"/>
+                <w:sz w:val="14"/>
+              </w:rPr>
+              <w:br/>
+              <w:t>0.037</w:t>
+            </w:r>
+            <w:r>
+              <w:rPr>
+                <w:color w:val="5B6B82"/>
                 <w:sz w:val="13"/>
               </w:rPr>
               <w:br/>
-              <w:t>¶ p0017</w:t>
+              <w:t>cl 45</w:t>
             </w:r>
           </w:p>
         </w:tc>
@@ -953,7 +1164,6 @@
         <w:tc>
           <w:tcPr>
             <w:tcW w:type="dxa" w:w="960"/>
-            <w:shd w:val="clear" w:color="auto" w:fill="b0d5c6"/>
           </w:tcPr>
           <w:p>
             <w:pPr>
@@ -961,17 +1171,9 @@
             </w:pPr>
             <w:r>
               <w:rPr>
-                <w:b/>
-                <w:sz w:val="16"/>
+                <w:color w:val="5B6B82"/>
               </w:rPr>
-              <w:t>0.037</w:t>
-            </w:r>
-            <w:r>
-              <w:rPr>
-                <w:sz w:val="13"/>
-              </w:rPr>
-              <w:br/>
-              <w:t>cl 45</w:t>
+              <w:t>·</w:t>
             </w:r>
           </w:p>
         </w:tc>
@@ -1073,7 +1275,6 @@
         <w:tc>
           <w:tcPr>
             <w:tcW w:type="dxa" w:w="960"/>
-            <w:shd w:val="clear" w:color="auto" w:fill="b8d9cb"/>
           </w:tcPr>
           <w:p>
             <w:pPr>
@@ -1081,17 +1282,9 @@
             </w:pPr>
             <w:r>
               <w:rPr>
-                <w:b/>
-                <w:sz w:val="16"/>
+                <w:color w:val="5B6B82"/>
               </w:rPr>
-              <w:t>0.036</w:t>
-            </w:r>
-            <w:r>
-              <w:rPr>
-                <w:sz w:val="13"/>
-              </w:rPr>
-              <w:br/>
-              <w:t>cl 5</w:t>
+              <w:t>·</w:t>
             </w:r>
           </w:p>
         </w:tc>
@@ -1130,6 +1323,7 @@
         <w:tc>
           <w:tcPr>
             <w:tcW w:type="dxa" w:w="960"/>
+            <w:shd w:val="clear" w:color="auto" w:fill="c9e7d5"/>
           </w:tcPr>
           <w:p>
             <w:pPr>
@@ -1137,9 +1331,26 @@
             </w:pPr>
             <w:r>
               <w:rPr>
+                <w:b/>
+                <w:sz w:val="16"/>
+              </w:rPr>
+              <w:t>verified</w:t>
+            </w:r>
+            <w:r>
+              <w:rPr>
                 <w:color w:val="5B6B82"/>
+                <w:sz w:val="14"/>
               </w:rPr>
-              <w:t>·</w:t>
+              <w:br/>
+              <w:t>0.042</w:t>
+            </w:r>
+            <w:r>
+              <w:rPr>
+                <w:color w:val="5B6B82"/>
+                <w:sz w:val="13"/>
+              </w:rPr>
+              <w:br/>
+              <w:t>cl 4</w:t>
             </w:r>
           </w:p>
         </w:tc>
@@ -1209,7 +1420,6 @@
         <w:tc>
           <w:tcPr>
             <w:tcW w:type="dxa" w:w="960"/>
-            <w:shd w:val="clear" w:color="auto" w:fill="a5cfbd"/>
           </w:tcPr>
           <w:p>
             <w:pPr>
@@ -1217,17 +1427,9 @@
             </w:pPr>
             <w:r>
               <w:rPr>
-                <w:b/>
-                <w:sz w:val="16"/>
+                <w:color w:val="5B6B82"/>
               </w:rPr>
-              <w:t>0.038</w:t>
-            </w:r>
-            <w:r>
-              <w:rPr>
-                <w:sz w:val="13"/>
-              </w:rPr>
-              <w:br/>
-              <w:t>¶ p0020</w:t>
+              <w:t>·</w:t>
             </w:r>
           </w:p>
         </w:tc>
@@ -1266,6 +1468,7 @@
         <w:tc>
           <w:tcPr>
             <w:tcW w:type="dxa" w:w="960"/>
+            <w:shd w:val="clear" w:color="auto" w:fill="f6d9d7"/>
           </w:tcPr>
           <w:p>
             <w:pPr>
@@ -1273,9 +1476,26 @@
             </w:pPr>
             <w:r>
               <w:rPr>
+                <w:b/>
+                <w:sz w:val="16"/>
+              </w:rPr>
+              <w:t>unrelated</w:t>
+            </w:r>
+            <w:r>
+              <w:rPr>
                 <w:color w:val="5B6B82"/>
+                <w:sz w:val="14"/>
               </w:rPr>
-              <w:t>·</w:t>
+              <w:br/>
+              <w:t>0.038</w:t>
+            </w:r>
+            <w:r>
+              <w:rPr>
+                <w:color w:val="5B6B82"/>
+                <w:sz w:val="13"/>
+              </w:rPr>
+              <w:br/>
+              <w:t>¶ p0020</w:t>
             </w:r>
           </w:p>
         </w:tc>
@@ -1624,7 +1844,7 @@
               <w:rPr>
                 <w:sz w:val="17"/>
               </w:rPr>
-              <w:t>Seal element attachment surface mounted to peripheral support area of base element</w:t>
+              <w:t>Seal element contact surface urged towards and grips object surface</w:t>
             </w:r>
           </w:p>
         </w:tc>
@@ -1767,7 +1987,7 @@
               <w:rPr>
                 <w:sz w:val="17"/>
               </w:rPr>
-              <w:t>Seal element protrudes no greater than its thickness from peripheral support area</w:t>
+              <w:t>Base element second side with central area and peripheral support area</w:t>
             </w:r>
           </w:p>
         </w:tc>
@@ -1910,7 +2130,7 @@
               <w:rPr>
                 <w:sz w:val="17"/>
               </w:rPr>
-              <w:t>Air extraction means operable in a variable manner</w:t>
+              <w:t>Seal element attachment surface mounted to peripheral support area</w:t>
             </w:r>
           </w:p>
         </w:tc>
@@ -2053,7 +2273,7 @@
               <w:rPr>
                 <w:sz w:val="17"/>
               </w:rPr>
-              <w:t>Variable operation by fluctuating operating power or reducing power to maintain grip</w:t>
+              <w:t>Bracing structure arranged within or outside the seal element</w:t>
             </w:r>
           </w:p>
         </w:tc>
@@ -2187,6 +2407,34 @@
         </w:tc>
       </w:tr>
     </w:tbl>
+    <w:p>
+      <w:r>
+        <w:rPr>
+          <w:b/>
+          <w:i w:val="0"/>
+          <w:sz w:val="17"/>
+        </w:rPr>
+        <w:t xml:space="preserve">Legend: </w:t>
+      </w:r>
+      <w:r>
+        <w:rPr>
+          <w:b w:val="0"/>
+          <w:i w:val="0"/>
+          <w:sz w:val="17"/>
+        </w:rPr>
+        <w:t>3 verified — passage checked and it does teach the element  ·  2 unrelated — cited passage is about something else  ·  4 no passage — no specific passage exists to verify</w:t>
+      </w:r>
+    </w:p>
+    <w:p>
+      <w:r>
+        <w:rPr>
+          <w:b/>
+          <w:i w:val="0"/>
+          <w:sz w:val="17"/>
+        </w:rPr>
+        <w:t>Of 5 verifiable cells in this report, 60% survived verification. The rest did not — treat the grid as a list of passages to read, not as a finding.</w:t>
+      </w:r>
+    </w:p>
     <w:p>
       <w:pPr>
         <w:pStyle w:val="Heading1"/>
@@ -2208,7 +2456,55 @@
           <w:b w:val="0"/>
           <w:i w:val="0"/>
         </w:rPr>
-        <w:t>DE-102005020840-B4 — discloses: Rigid base element with first and second opposite sides, Seal element attached to second side, protruding away from first side</w:t>
+        <w:t>US-9266686-B2 — discloses: Rigid base element with first and second opposite sides</w:t>
+      </w:r>
+    </w:p>
+    <w:p>
+      <w:r>
+        <w:rPr>
+          <w:b/>
+          <w:i w:val="0"/>
+        </w:rPr>
+        <w:t xml:space="preserve">+ Secondary: </w:t>
+      </w:r>
+      <w:r>
+        <w:rPr>
+          <w:b w:val="0"/>
+          <w:i w:val="0"/>
+        </w:rPr>
+        <w:t>DE-102005020840-B4 — supplies: Loop-shaped vacuum seal element</w:t>
+      </w:r>
+    </w:p>
+    <w:p>
+      <w:r>
+        <w:rPr>
+          <w:b/>
+          <w:i w:val="0"/>
+        </w:rPr>
+        <w:t xml:space="preserve">+ Secondary: </w:t>
+      </w:r>
+      <w:r>
+        <w:rPr>
+          <w:b w:val="0"/>
+          <w:i w:val="0"/>
+        </w:rPr>
+        <w:t>US-2006042892-A1 — supplies: Seal element with contact surface and encircling surface defining a chamber</w:t>
+      </w:r>
+    </w:p>
+    <w:p>
+      <w:r>
+        <w:rPr>
+          <w:b/>
+          <w:i w:val="0"/>
+        </w:rPr>
+        <w:t xml:space="preserve">+ Secondary: </w:t>
+      </w:r>
+      <w:r>
+        <w:rPr>
+          <w:b w:val="0"/>
+          <w:i w:val="0"/>
+        </w:rPr>
+        <w:t>DE-102005020840-A1 — supplies: Seal element attached to second side, protruding away from first side</w:t>
       </w:r>
     </w:p>
     <w:p>
@@ -2240,39 +2536,7 @@
           <w:b w:val="0"/>
           <w:i w:val="0"/>
         </w:rPr>
-        <w:t>US-10632596-B2 — supplies: Seal element elastically deformable at contact surface</w:t>
-      </w:r>
-    </w:p>
-    <w:p>
-      <w:r>
-        <w:rPr>
-          <w:b/>
-          <w:i w:val="0"/>
-        </w:rPr>
-        <w:t xml:space="preserve">+ Secondary: </w:t>
-      </w:r>
-      <w:r>
-        <w:rPr>
-          <w:b w:val="0"/>
-          <w:i w:val="0"/>
-        </w:rPr>
-        <w:t>EP-1748870-B1 — supplies: Loop-shaped vacuum seal element</w:t>
-      </w:r>
-    </w:p>
-    <w:p>
-      <w:r>
-        <w:rPr>
-          <w:b/>
-          <w:i w:val="0"/>
-        </w:rPr>
-        <w:t xml:space="preserve">+ Secondary: </w:t>
-      </w:r>
-      <w:r>
-        <w:rPr>
-          <w:b w:val="0"/>
-          <w:i w:val="0"/>
-        </w:rPr>
-        <w:t>US-2006042892-A1 — supplies: Seal element with contact surface and encircling surface defining a chamber</w:t>
+        <w:t>EP-0095218-B1 — supplies: Seal element elastically deformable at contact surface</w:t>
       </w:r>
     </w:p>
     <w:p>
@@ -2289,7 +2553,7 @@
           <w:i w:val="0"/>
           <w:color w:val="B25E00"/>
         </w:rPr>
-        <w:t>Air extraction means configured to continuously extract air from chamber, Air extraction means in fluid communication with chamber through base element, Air extraction means operable in a variable manner, Seal element attachment surface mounted to peripheral support area of base element, Seal element protrudes no greater than its thickness from peripheral support area, Variable operation by fluctuating operating power or reducing power to maintain grip</w:t>
+        <w:t>Air extraction means configured to continuously extract air from chamber, Air extraction means in fluid communication with chamber through base element, Base element second side with central area and peripheral support area, Bracing structure arranged within or outside the seal element, Seal element attachment surface mounted to peripheral support area, Seal element contact surface urged towards and grips object surface</w:t>
       </w:r>
     </w:p>
     <w:p>
@@ -2310,7 +2574,7 @@
         <w:pStyle w:val="Heading2"/>
       </w:pPr>
       <w:r>
-        <w:t>1. US-3005652-A — Vacuum gripping device</w:t>
+        <w:t>1. US-11207792-B2 — Gripper, cutting apparatus and method for cutting a product</w:t>
       </w:r>
     </w:p>
     <w:tbl>
@@ -2344,7 +2608,7 @@
                 <w:b w:val="0"/>
                 <w:i w:val="0"/>
               </w:rPr>
-              <w:t>BEMIS BRO BAG CO</w:t>
+              <w:t>WEBER MASCHB GMBH</w:t>
             </w:r>
           </w:p>
           <w:p>
@@ -2363,7 +2627,7 @@
                 <w:b w:val="0"/>
                 <w:i w:val="0"/>
               </w:rPr>
-              <w:t>HELM JACK D</w:t>
+              <w:t>BAUMEISTER CHRISTIAN, JUNG-SASSMANNSHAUSEN FABIAN, KAHL PHILIP, KNAUF MICHAEL, KUHMICHEL CHRISTOPH</w:t>
             </w:r>
           </w:p>
           <w:p>
@@ -2382,7 +2646,7 @@
                 <w:b w:val="0"/>
                 <w:i w:val="0"/>
               </w:rPr>
-              <w:t>1960-12-14 / 1960-12-14 / 1961-10-24</w:t>
+              <w:t>2017-02-07 / 2018-02-01 / 2021-12-28</w:t>
             </w:r>
           </w:p>
           <w:p>
@@ -2401,7 +2665,7 @@
                 <w:b w:val="0"/>
                 <w:i w:val="0"/>
               </w:rPr>
-              <w:t>22127999</w:t>
+              <w:t>61132018</w:t>
             </w:r>
           </w:p>
           <w:p>
@@ -2420,7 +2684,7 @@
                 <w:b w:val="0"/>
                 <w:i w:val="0"/>
               </w:rPr>
-              <w:t>B66C1/0212, B66C1/0231</w:t>
+              <w:t>B26D7/018, A47J43/18, B25J11/0045, B25J11/0055, B25J15/0616, B26D2007/011, B26D2210/02, B26D7/0633</w:t>
             </w:r>
           </w:p>
           <w:p>
@@ -2439,7 +2703,7 @@
                 <w:b w:val="0"/>
                 <w:i w:val="0"/>
               </w:rPr>
-              <w:t>filed 1960-12-14; priority 1960-12-14; granted 1961-10-24</w:t>
+              <w:t>FEPP 2018-02-01; AS 2018-04-30; STPP 2018-06-06</w:t>
             </w:r>
           </w:p>
           <w:p>
@@ -2454,16 +2718,34 @@
               <w:rPr>
                 <w:b w:val="0"/>
                 <w:i w:val="0"/>
-                <w:color w:val="0A7D4D"/>
+                <w:color w:val="7B2FBF"/>
               </w:rPr>
-              <w:t>PUBLIC prior art</w:t>
+              <w:t>SECRET prior art (novelty only)</w:t>
             </w:r>
             <w:r>
               <w:rPr>
                 <w:b w:val="0"/>
                 <w:i w:val="0"/>
               </w:rPr>
-              <w:t xml:space="preserve">     Match: 0.777</w:t>
+              <w:t xml:space="preserve">     Match: 0.793</w:t>
+            </w:r>
+          </w:p>
+          <w:p>
+            <w:r>
+              <w:rPr>
+                <w:b/>
+                <w:i w:val="0"/>
+                <w:sz w:val="18"/>
+              </w:rPr>
+              <w:t xml:space="preserve">Reads on: </w:t>
+            </w:r>
+            <w:r>
+              <w:rPr>
+                <w:b w:val="0"/>
+                <w:i w:val="0"/>
+                <w:sz w:val="18"/>
+              </w:rPr>
+              <w:t>Seal element attached to second side, protruding away from first side</w:t>
             </w:r>
           </w:p>
         </w:tc>
@@ -2475,7 +2757,7 @@
             <w:r>
               <w:drawing>
                 <wp:inline xmlns:a="http://schemas.openxmlformats.org/drawingml/2006/main" xmlns:pic="http://schemas.openxmlformats.org/drawingml/2006/picture">
-                  <wp:extent cx="1828800" cy="2686444"/>
+                  <wp:extent cx="1828800" cy="3108960"/>
                   <wp:docPr id="1" name="Picture 1"/>
                   <wp:cNvGraphicFramePr>
                     <a:graphicFrameLocks noChangeAspect="1"/>
@@ -2496,7 +2778,7 @@
                         <pic:spPr>
                           <a:xfrm>
                             <a:off x="0" y="0"/>
-                            <a:ext cx="1828800" cy="2686444"/>
+                            <a:ext cx="1828800" cy="3108960"/>
                           </a:xfrm>
                           <a:prstGeom prst="rect"/>
                         </pic:spPr>
@@ -2515,7 +2797,7 @@
                 <w:color w:val="5B6B82"/>
                 <w:sz w:val="14"/>
               </w:rPr>
-              <w:t>US-3005652-A · drawing</w:t>
+              <w:t>US-11207792-B2 · drawing</w:t>
             </w:r>
           </w:p>
         </w:tc>
@@ -2534,262 +2816,7 @@
           <w:b w:val="0"/>
           <w:i w:val="0"/>
         </w:rPr>
-        <w:t>This reference is relevant as it describes a vacuum gripping device, which is the core of the invention. It specifically reads on the general concept of a vacuum gripper.</w:t>
-      </w:r>
-    </w:p>
-    <w:p>
-      <w:r>
-        <w:rPr>
-          <w:b/>
-          <w:i w:val="0"/>
-          <w:sz w:val="18"/>
-        </w:rPr>
-        <w:t>Relevant passage (whole , similarity 0.777):</w:t>
-      </w:r>
-    </w:p>
-    <w:p>
-      <w:pPr>
-        <w:ind w:left="288"/>
-      </w:pPr>
-      <w:r>
-        <w:rPr>
-          <w:i/>
-          <w:sz w:val="18"/>
-        </w:rPr>
-        <w:t>Vacuum gripping device</w:t>
-      </w:r>
-    </w:p>
-    <w:p/>
-    <w:p>
-      <w:pPr>
-        <w:pStyle w:val="Heading2"/>
-      </w:pPr>
-      <w:r>
-        <w:t>2. US-11207792-B2 — Gripper, cutting apparatus and method for cutting a product</w:t>
-      </w:r>
-    </w:p>
-    <w:tbl>
-      <w:tblPr>
-        <w:tblW w:type="auto" w:w="0"/>
-        <w:tblLook w:firstColumn="1" w:firstRow="1" w:lastColumn="0" w:lastRow="0" w:noHBand="0" w:noVBand="1" w:val="04A0"/>
-      </w:tblPr>
-      <w:tblGrid>
-        <w:gridCol w:w="6336"/>
-        <w:gridCol w:w="3168"/>
-      </w:tblGrid>
-      <w:tr>
-        <w:tc>
-          <w:tcPr>
-            <w:tcW w:type="dxa" w:w="4320"/>
-          </w:tcPr>
-          <w:p/>
-          <w:p>
-            <w:pPr>
-              <w:spacing w:after="20"/>
-            </w:pPr>
-            <w:r>
-              <w:rPr>
-                <w:b/>
-                <w:i w:val="0"/>
-              </w:rPr>
-              <w:t xml:space="preserve">Assignee: </w:t>
-            </w:r>
-            <w:r>
-              <w:rPr>
-                <w:b w:val="0"/>
-                <w:i w:val="0"/>
-              </w:rPr>
-              <w:t>WEBER MASCHB GMBH</w:t>
-            </w:r>
-          </w:p>
-          <w:p>
-            <w:pPr>
-              <w:spacing w:after="20"/>
-            </w:pPr>
-            <w:r>
-              <w:rPr>
-                <w:b/>
-                <w:i w:val="0"/>
-              </w:rPr>
-              <w:t xml:space="preserve">Inventors: </w:t>
-            </w:r>
-            <w:r>
-              <w:rPr>
-                <w:b w:val="0"/>
-                <w:i w:val="0"/>
-              </w:rPr>
-              <w:t>BAUMEISTER CHRISTIAN, JUNG-SASSMANNSHAUSEN FABIAN, KAHL PHILIP, KNAUF MICHAEL, KUHMICHEL CHRISTOPH</w:t>
-            </w:r>
-          </w:p>
-          <w:p>
-            <w:pPr>
-              <w:spacing w:after="20"/>
-            </w:pPr>
-            <w:r>
-              <w:rPr>
-                <w:b/>
-                <w:i w:val="0"/>
-              </w:rPr>
-              <w:t xml:space="preserve">Priority / Filing / Published: </w:t>
-            </w:r>
-            <w:r>
-              <w:rPr>
-                <w:b w:val="0"/>
-                <w:i w:val="0"/>
-              </w:rPr>
-              <w:t>2017-02-07 / 2018-02-01 / 2021-12-28</w:t>
-            </w:r>
-          </w:p>
-          <w:p>
-            <w:pPr>
-              <w:spacing w:after="20"/>
-            </w:pPr>
-            <w:r>
-              <w:rPr>
-                <w:b/>
-                <w:i w:val="0"/>
-              </w:rPr>
-              <w:t xml:space="preserve">Family: </w:t>
-            </w:r>
-            <w:r>
-              <w:rPr>
-                <w:b w:val="0"/>
-                <w:i w:val="0"/>
-              </w:rPr>
-              <w:t>61132018</w:t>
-            </w:r>
-          </w:p>
-          <w:p>
-            <w:pPr>
-              <w:spacing w:after="20"/>
-            </w:pPr>
-            <w:r>
-              <w:rPr>
-                <w:b/>
-                <w:i w:val="0"/>
-              </w:rPr>
-              <w:t xml:space="preserve">CPC: </w:t>
-            </w:r>
-            <w:r>
-              <w:rPr>
-                <w:b w:val="0"/>
-                <w:i w:val="0"/>
-              </w:rPr>
-              <w:t>B26D7/018, A47J43/18, B25J11/0045, B25J11/0055, B25J15/0616, B26D2007/011, B26D2210/02, B26D7/0633</w:t>
-            </w:r>
-          </w:p>
-          <w:p>
-            <w:pPr>
-              <w:spacing w:after="20"/>
-            </w:pPr>
-            <w:r>
-              <w:rPr>
-                <w:b/>
-                <w:i w:val="0"/>
-              </w:rPr>
-              <w:t xml:space="preserve">Legal status: </w:t>
-            </w:r>
-            <w:r>
-              <w:rPr>
-                <w:b w:val="0"/>
-                <w:i w:val="0"/>
-              </w:rPr>
-              <w:t>FEPP 2018-02-01; AS 2018-04-30; STPP 2018-06-06</w:t>
-            </w:r>
-          </w:p>
-          <w:p>
-            <w:r>
-              <w:rPr>
-                <w:b/>
-                <w:i w:val="0"/>
-              </w:rPr>
-              <w:t xml:space="preserve">Prior-art basis: </w:t>
-            </w:r>
-            <w:r>
-              <w:rPr>
-                <w:b w:val="0"/>
-                <w:i w:val="0"/>
-                <w:color w:val="7B2FBF"/>
-              </w:rPr>
-              <w:t>SECRET prior art (novelty only)</w:t>
-            </w:r>
-            <w:r>
-              <w:rPr>
-                <w:b w:val="0"/>
-                <w:i w:val="0"/>
-              </w:rPr>
-              <w:t xml:space="preserve">     Match: 0.793</w:t>
-            </w:r>
-          </w:p>
-        </w:tc>
-        <w:tc>
-          <w:tcPr>
-            <w:tcW w:type="dxa" w:w="4320"/>
-          </w:tcPr>
-          <w:p>
-            <w:r>
-              <w:drawing>
-                <wp:inline xmlns:a="http://schemas.openxmlformats.org/drawingml/2006/main" xmlns:pic="http://schemas.openxmlformats.org/drawingml/2006/picture">
-                  <wp:extent cx="1828800" cy="3108960"/>
-                  <wp:docPr id="2" name="Picture 2"/>
-                  <wp:cNvGraphicFramePr>
-                    <a:graphicFrameLocks noChangeAspect="1"/>
-                  </wp:cNvGraphicFramePr>
-                  <a:graphic>
-                    <a:graphicData uri="http://schemas.openxmlformats.org/drawingml/2006/picture">
-                      <pic:pic>
-                        <pic:nvPicPr>
-                          <pic:cNvPr id="0" name="000.png"/>
-                          <pic:cNvPicPr/>
-                        </pic:nvPicPr>
-                        <pic:blipFill>
-                          <a:blip r:embed="rId10"/>
-                          <a:stretch>
-                            <a:fillRect/>
-                          </a:stretch>
-                        </pic:blipFill>
-                        <pic:spPr>
-                          <a:xfrm>
-                            <a:off x="0" y="0"/>
-                            <a:ext cx="1828800" cy="3108960"/>
-                          </a:xfrm>
-                          <a:prstGeom prst="rect"/>
-                        </pic:spPr>
-                      </pic:pic>
-                    </a:graphicData>
-                  </a:graphic>
-                </wp:inline>
-              </w:drawing>
-            </w:r>
-          </w:p>
-          <w:p>
-            <w:r>
-              <w:rPr>
-                <w:b w:val="0"/>
-                <w:i w:val="0"/>
-                <w:color w:val="5B6B82"/>
-                <w:sz w:val="14"/>
-              </w:rPr>
-              <w:t>US-11207792-B2 · drawing</w:t>
-            </w:r>
-          </w:p>
-        </w:tc>
-      </w:tr>
-    </w:tbl>
-    <w:p>
-      <w:r>
-        <w:rPr>
-          <w:b/>
-          <w:i w:val="0"/>
-        </w:rPr>
-        <w:t xml:space="preserve">Why relevant: </w:t>
-      </w:r>
-      <w:r>
-        <w:rPr>
-          <w:b w:val="0"/>
-          <w:i w:val="0"/>
-        </w:rPr>
-        <w:t>The reference describes a gripper with a suction device that has a contact surface and a sealing device bounding a suction section, which is in communication with a pumping device. This directly relates to the core components of the invention's vacuum gripper.</w:t>
+        <w:t>The reference appears relevant as it describes a "gripper for gripping a product" that includes a "suction device which has a contact surface" and a "sealing device" that bounds a "first suction section" and is in communication with a "pumping device generating a vacuum." This aligns with the concept of a vacuum gripper with a seal and air extraction means.</w:t>
       </w:r>
     </w:p>
     <w:p>
@@ -2820,7 +2847,7 @@
         <w:pStyle w:val="Heading2"/>
       </w:pPr>
       <w:r>
-        <w:t>3. US-9457478-B2 — Area vacuum gripper</w:t>
+        <w:t>2. US-3005652-A — Vacuum gripping device</w:t>
       </w:r>
     </w:p>
     <w:tbl>
@@ -2854,7 +2881,7 @@
                 <w:b w:val="0"/>
                 <w:i w:val="0"/>
               </w:rPr>
-              <w:t>SCHMALZ J GMBH</w:t>
+              <w:t>BEMIS BRO BAG CO</w:t>
             </w:r>
           </w:p>
           <w:p>
@@ -2873,7 +2900,7 @@
                 <w:b w:val="0"/>
                 <w:i w:val="0"/>
               </w:rPr>
-              <w:t>HARTER LEONHARD, STEYERL KEN</w:t>
+              <w:t>HELM JACK D</w:t>
             </w:r>
           </w:p>
           <w:p>
@@ -2892,7 +2919,7 @@
                 <w:b w:val="0"/>
                 <w:i w:val="0"/>
               </w:rPr>
-              <w:t>2013-01-25 / 2014-01-21 / 2016-10-04</w:t>
+              <w:t>1960-12-14 / 1960-12-14 / 1961-10-24</w:t>
             </w:r>
           </w:p>
           <w:p>
@@ -2911,7 +2938,7 @@
                 <w:b w:val="0"/>
                 <w:i w:val="0"/>
               </w:rPr>
-              <w:t>50002714</w:t>
+              <w:t>22127999</w:t>
             </w:r>
           </w:p>
           <w:p>
@@ -2930,7 +2957,7 @@
                 <w:b w:val="0"/>
                 <w:i w:val="0"/>
               </w:rPr>
-              <w:t>B25J15/0616, B65G47/91, B25J15/0691, B25J19/00, B65G47/91, B65G47/917</w:t>
+              <w:t>B66C1/0212, B66C1/0231</w:t>
             </w:r>
           </w:p>
           <w:p>
@@ -2949,7 +2976,7 @@
                 <w:b w:val="0"/>
                 <w:i w:val="0"/>
               </w:rPr>
-              <w:t>AS 2015-11-03; STCF 2016-09-14; MAFP 2020-03-13</w:t>
+              <w:t>filed 1960-12-14; priority 1960-12-14; granted 1961-10-24</w:t>
             </w:r>
           </w:p>
           <w:p>
@@ -2964,16 +2991,16 @@
               <w:rPr>
                 <w:b w:val="0"/>
                 <w:i w:val="0"/>
-                <w:color w:val="0A7D4D"/>
+                <w:color w:val="5B6B82"/>
               </w:rPr>
-              <w:t>PUBLIC prior art</w:t>
+              <w:t>not dated</w:t>
             </w:r>
             <w:r>
               <w:rPr>
                 <w:b w:val="0"/>
                 <w:i w:val="0"/>
               </w:rPr>
-              <w:t xml:space="preserve">     Match: 0.788</w:t>
+              <w:t xml:space="preserve">     Match: None</w:t>
             </w:r>
           </w:p>
         </w:tc>
@@ -2985,8 +3012,8 @@
             <w:r>
               <w:drawing>
                 <wp:inline xmlns:a="http://schemas.openxmlformats.org/drawingml/2006/main" xmlns:pic="http://schemas.openxmlformats.org/drawingml/2006/picture">
-                  <wp:extent cx="1828800" cy="1824537"/>
-                  <wp:docPr id="3" name="Picture 3"/>
+                  <wp:extent cx="1828800" cy="2686444"/>
+                  <wp:docPr id="2" name="Picture 2"/>
                   <wp:cNvGraphicFramePr>
                     <a:graphicFrameLocks noChangeAspect="1"/>
                   </wp:cNvGraphicFramePr>
@@ -2998,7 +3025,7 @@
                           <pic:cNvPicPr/>
                         </pic:nvPicPr>
                         <pic:blipFill>
-                          <a:blip r:embed="rId11"/>
+                          <a:blip r:embed="rId10"/>
                           <a:stretch>
                             <a:fillRect/>
                           </a:stretch>
@@ -3006,7 +3033,7 @@
                         <pic:spPr>
                           <a:xfrm>
                             <a:off x="0" y="0"/>
-                            <a:ext cx="1828800" cy="1824537"/>
+                            <a:ext cx="1828800" cy="2686444"/>
                           </a:xfrm>
                           <a:prstGeom prst="rect"/>
                         </pic:spPr>
@@ -3025,7 +3052,7 @@
                 <w:color w:val="5B6B82"/>
                 <w:sz w:val="14"/>
               </w:rPr>
-              <w:t>US-9457478-B2 · drawing</w:t>
+              <w:t>US-3005652-A · drawing</w:t>
             </w:r>
           </w:p>
         </w:tc>
@@ -3036,25 +3063,9 @@
         <w:rPr>
           <w:b/>
           <w:i w:val="0"/>
-        </w:rPr>
-        <w:t xml:space="preserve">Why relevant: </w:t>
-      </w:r>
-      <w:r>
-        <w:rPr>
-          <w:b w:val="0"/>
-          <w:i w:val="0"/>
-        </w:rPr>
-        <w:t>This reference describes a vacuum gripper with a housing, a negative pressure vacuum chamber, and suction openings, which aligns with the basic structure of the invention's gripper.</w:t>
-      </w:r>
-    </w:p>
-    <w:p>
-      <w:r>
-        <w:rPr>
-          <w:b/>
-          <w:i w:val="0"/>
           <w:sz w:val="18"/>
         </w:rPr>
-        <w:t>Relevant passage (whole , similarity 0.788):</w:t>
+        <w:t>Relevant passage (whole , similarity 0.777):</w:t>
       </w:r>
     </w:p>
     <w:p>
@@ -3066,535 +3077,7 @@
           <w:i/>
           <w:sz w:val="18"/>
         </w:rPr>
-        <w:t>Area vacuum gripper. A surface area vacuum gripper for sucking and handling workpieces, comprising a housing, in which a negative pressure vacuum chamber is provided that can be subjected to negative pressure and wherein the housing includes suction openings on the suction side, facing the workpiece. An insertion element is provided in the housing, which reduces the free inner space of the housing and includes vacuum channels fed by a vacuum generator. The insertion element can be equipped with a plurality of optional functions.</w:t>
-      </w:r>
-    </w:p>
-    <w:p/>
-    <w:p>
-      <w:pPr>
-        <w:pStyle w:val="Heading2"/>
-      </w:pPr>
-      <w:r>
-        <w:t>4. US-9803680-B2 — Releasable vacuum holding device</w:t>
-      </w:r>
-    </w:p>
-    <w:tbl>
-      <w:tblPr>
-        <w:tblW w:type="auto" w:w="0"/>
-        <w:tblLook w:firstColumn="1" w:firstRow="1" w:lastColumn="0" w:lastRow="0" w:noHBand="0" w:noVBand="1" w:val="04A0"/>
-      </w:tblPr>
-      <w:tblGrid>
-        <w:gridCol w:w="6336"/>
-        <w:gridCol w:w="3168"/>
-      </w:tblGrid>
-      <w:tr>
-        <w:tc>
-          <w:tcPr>
-            <w:tcW w:type="dxa" w:w="4320"/>
-          </w:tcPr>
-          <w:p/>
-          <w:p>
-            <w:pPr>
-              <w:spacing w:after="20"/>
-            </w:pPr>
-            <w:r>
-              <w:rPr>
-                <w:b/>
-                <w:i w:val="0"/>
-              </w:rPr>
-              <w:t xml:space="preserve">Assignee: </w:t>
-            </w:r>
-            <w:r>
-              <w:rPr>
-                <w:b w:val="0"/>
-                <w:i w:val="0"/>
-              </w:rPr>
-              <w:t>PÖTTERS KATJA</w:t>
-            </w:r>
-          </w:p>
-          <w:p>
-            <w:pPr>
-              <w:spacing w:after="20"/>
-            </w:pPr>
-            <w:r>
-              <w:rPr>
-                <w:b/>
-                <w:i w:val="0"/>
-              </w:rPr>
-              <w:t xml:space="preserve">Inventors: </w:t>
-            </w:r>
-            <w:r>
-              <w:rPr>
-                <w:b w:val="0"/>
-                <w:i w:val="0"/>
-              </w:rPr>
-              <w:t>PÖTTERS GERT, SCHMIDT PATRICK</w:t>
-            </w:r>
-          </w:p>
-          <w:p>
-            <w:pPr>
-              <w:spacing w:after="20"/>
-            </w:pPr>
-            <w:r>
-              <w:rPr>
-                <w:b/>
-                <w:i w:val="0"/>
-              </w:rPr>
-              <w:t xml:space="preserve">Priority / Filing / Published: </w:t>
-            </w:r>
-            <w:r>
-              <w:rPr>
-                <w:b w:val="0"/>
-                <w:i w:val="0"/>
-              </w:rPr>
-              <w:t>2013-02-04 / 2014-02-04 / 2017-10-31</w:t>
-            </w:r>
-          </w:p>
-          <w:p>
-            <w:pPr>
-              <w:spacing w:after="20"/>
-            </w:pPr>
-            <w:r>
-              <w:rPr>
-                <w:b/>
-                <w:i w:val="0"/>
-              </w:rPr>
-              <w:t xml:space="preserve">Family: </w:t>
-            </w:r>
-            <w:r>
-              <w:rPr>
-                <w:b w:val="0"/>
-                <w:i w:val="0"/>
-              </w:rPr>
-              <w:t>50482890</w:t>
-            </w:r>
-          </w:p>
-          <w:p>
-            <w:pPr>
-              <w:spacing w:after="20"/>
-            </w:pPr>
-            <w:r>
-              <w:rPr>
-                <w:b/>
-                <w:i w:val="0"/>
-              </w:rPr>
-              <w:t xml:space="preserve">CPC: </w:t>
-            </w:r>
-            <w:r>
-              <w:rPr>
-                <w:b w:val="0"/>
-                <w:i w:val="0"/>
-              </w:rPr>
-              <w:t>F16B47/00, A47G1/17, F16M13/02</w:t>
-            </w:r>
-          </w:p>
-          <w:p>
-            <w:pPr>
-              <w:spacing w:after="20"/>
-            </w:pPr>
-            <w:r>
-              <w:rPr>
-                <w:b/>
-                <w:i w:val="0"/>
-              </w:rPr>
-              <w:t xml:space="preserve">Legal status: </w:t>
-            </w:r>
-            <w:r>
-              <w:rPr>
-                <w:b w:val="0"/>
-                <w:i w:val="0"/>
-              </w:rPr>
-              <w:t>STCF 2017-10-11; CC 2019-06-25; AS 2021-01-22</w:t>
-            </w:r>
-          </w:p>
-          <w:p>
-            <w:r>
-              <w:rPr>
-                <w:b/>
-                <w:i w:val="0"/>
-              </w:rPr>
-              <w:t xml:space="preserve">Prior-art basis: </w:t>
-            </w:r>
-            <w:r>
-              <w:rPr>
-                <w:b w:val="0"/>
-                <w:i w:val="0"/>
-                <w:color w:val="0A7D4D"/>
-              </w:rPr>
-              <w:t>PUBLIC prior art</w:t>
-            </w:r>
-            <w:r>
-              <w:rPr>
-                <w:b w:val="0"/>
-                <w:i w:val="0"/>
-              </w:rPr>
-              <w:t xml:space="preserve">     Match: 0.782</w:t>
-            </w:r>
-          </w:p>
-          <w:p>
-            <w:r>
-              <w:rPr>
-                <w:b/>
-                <w:i w:val="0"/>
-                <w:sz w:val="18"/>
-              </w:rPr>
-              <w:t xml:space="preserve">Reads on: </w:t>
-            </w:r>
-            <w:r>
-              <w:rPr>
-                <w:b w:val="0"/>
-                <w:i w:val="0"/>
-                <w:sz w:val="18"/>
-              </w:rPr>
-              <w:t>Seal element elastically deformable at contact surface</w:t>
-            </w:r>
-          </w:p>
-        </w:tc>
-        <w:tc>
-          <w:tcPr>
-            <w:tcW w:type="dxa" w:w="4320"/>
-          </w:tcPr>
-          <w:p>
-            <w:r>
-              <w:drawing>
-                <wp:inline xmlns:a="http://schemas.openxmlformats.org/drawingml/2006/main" xmlns:pic="http://schemas.openxmlformats.org/drawingml/2006/picture">
-                  <wp:extent cx="1828800" cy="1278509"/>
-                  <wp:docPr id="4" name="Picture 4"/>
-                  <wp:cNvGraphicFramePr>
-                    <a:graphicFrameLocks noChangeAspect="1"/>
-                  </wp:cNvGraphicFramePr>
-                  <a:graphic>
-                    <a:graphicData uri="http://schemas.openxmlformats.org/drawingml/2006/picture">
-                      <pic:pic>
-                        <pic:nvPicPr>
-                          <pic:cNvPr id="0" name="000.png"/>
-                          <pic:cNvPicPr/>
-                        </pic:nvPicPr>
-                        <pic:blipFill>
-                          <a:blip r:embed="rId12"/>
-                          <a:stretch>
-                            <a:fillRect/>
-                          </a:stretch>
-                        </pic:blipFill>
-                        <pic:spPr>
-                          <a:xfrm>
-                            <a:off x="0" y="0"/>
-                            <a:ext cx="1828800" cy="1278509"/>
-                          </a:xfrm>
-                          <a:prstGeom prst="rect"/>
-                        </pic:spPr>
-                      </pic:pic>
-                    </a:graphicData>
-                  </a:graphic>
-                </wp:inline>
-              </w:drawing>
-            </w:r>
-          </w:p>
-          <w:p>
-            <w:r>
-              <w:rPr>
-                <w:b w:val="0"/>
-                <w:i w:val="0"/>
-                <w:color w:val="5B6B82"/>
-                <w:sz w:val="14"/>
-              </w:rPr>
-              <w:t>US-9803680-B2 · drawing</w:t>
-            </w:r>
-          </w:p>
-        </w:tc>
-      </w:tr>
-    </w:tbl>
-    <w:p>
-      <w:r>
-        <w:rPr>
-          <w:b/>
-          <w:i w:val="0"/>
-        </w:rPr>
-        <w:t xml:space="preserve">Why relevant: </w:t>
-      </w:r>
-      <w:r>
-        <w:rPr>
-          <w:b w:val="0"/>
-          <w:i w:val="0"/>
-        </w:rPr>
-        <w:t>This reference describes a vacuum holding device with a vacuum chamber, an elastic seal, and a suction device to generate a vacuum, which directly reads on several elements of the invention.</w:t>
-      </w:r>
-    </w:p>
-    <w:p>
-      <w:r>
-        <w:rPr>
-          <w:b/>
-          <w:i w:val="0"/>
-          <w:sz w:val="18"/>
-        </w:rPr>
-        <w:t>Relevant passage (claim_own cl 1, similarity 0.782):</w:t>
-      </w:r>
-    </w:p>
-    <w:p>
-      <w:pPr>
-        <w:ind w:left="288"/>
-      </w:pPr>
-      <w:r>
-        <w:rPr>
-          <w:i/>
-          <w:sz w:val="18"/>
-        </w:rPr>
-        <w:t xml:space="preserve">A vacuum holding device for attaching objects to an essentially gas-tight contact surface, comprising: a holding body that forms a vacuum chamber, wherein a vacuum is producible in the vacuum chamber following application to the contact surface, and the holding body comprises a press-on web with a web front edge encircling the vacuum chamber, wherein the web front edge is oriented towards the contact surface, at least one seal, that seals the vacuum chamber towards an exterior of the holding device in a gas-tight manner against the contact surface, at least one opening between the vacuum chamber and the exterior having at least one valve that ensures gas-tight opening and closing between the vacuum chamber and the exterior, wherein the holding body with the press-on web, during formation of the vacuum in the vacuum chamber, presses on the contact surface by means of the seal provided towards the contact surface, the seal comprises one or several U-profiles, wherein two limbs and a foot surface linking the limbs form an U-profile and the limbs at least partially bilaterally encompass the respective press-on web of the holding body and the foot surface spans the respective web front </w:t>
-      </w:r>
-    </w:p>
-    <w:p/>
-    <w:p>
-      <w:pPr>
-        <w:pStyle w:val="Heading2"/>
-      </w:pPr>
-      <w:r>
-        <w:t>5. US-6554241-B1 — Vacuum cup</w:t>
-      </w:r>
-    </w:p>
-    <w:tbl>
-      <w:tblPr>
-        <w:tblW w:type="auto" w:w="0"/>
-        <w:tblLook w:firstColumn="1" w:firstRow="1" w:lastColumn="0" w:lastRow="0" w:noHBand="0" w:noVBand="1" w:val="04A0"/>
-      </w:tblPr>
-      <w:tblGrid>
-        <w:gridCol w:w="6336"/>
-        <w:gridCol w:w="3168"/>
-      </w:tblGrid>
-      <w:tr>
-        <w:tc>
-          <w:tcPr>
-            <w:tcW w:type="dxa" w:w="4320"/>
-          </w:tcPr>
-          <w:p/>
-          <w:p>
-            <w:pPr>
-              <w:spacing w:after="20"/>
-            </w:pPr>
-            <w:r>
-              <w:rPr>
-                <w:b/>
-                <w:i w:val="0"/>
-              </w:rPr>
-              <w:t xml:space="preserve">Assignee: </w:t>
-            </w:r>
-            <w:r>
-              <w:rPr>
-                <w:b w:val="0"/>
-                <w:i w:val="0"/>
-              </w:rPr>
-              <w:t>SMART ROBOTICS</w:t>
-            </w:r>
-          </w:p>
-          <w:p>
-            <w:pPr>
-              <w:spacing w:after="20"/>
-            </w:pPr>
-            <w:r>
-              <w:rPr>
-                <w:b/>
-                <w:i w:val="0"/>
-              </w:rPr>
-              <w:t xml:space="preserve">Inventors: </w:t>
-            </w:r>
-            <w:r>
-              <w:rPr>
-                <w:b w:val="0"/>
-                <w:i w:val="0"/>
-              </w:rPr>
-              <w:t>Nadav Leshem</w:t>
-            </w:r>
-          </w:p>
-          <w:p>
-            <w:pPr>
-              <w:spacing w:after="20"/>
-            </w:pPr>
-            <w:r>
-              <w:rPr>
-                <w:b/>
-                <w:i w:val="0"/>
-              </w:rPr>
-              <w:t xml:space="preserve">Priority / Filing / Published: </w:t>
-            </w:r>
-            <w:r>
-              <w:rPr>
-                <w:b w:val="0"/>
-                <w:i w:val="0"/>
-              </w:rPr>
-              <w:t>2002-02-19 / 2002-02-19 / 2003-04-29</w:t>
-            </w:r>
-          </w:p>
-          <w:p>
-            <w:pPr>
-              <w:spacing w:after="20"/>
-            </w:pPr>
-            <w:r>
-              <w:rPr>
-                <w:b/>
-                <w:i w:val="0"/>
-              </w:rPr>
-              <w:t xml:space="preserve">Family: </w:t>
-            </w:r>
-            <w:r>
-              <w:rPr>
-                <w:b w:val="0"/>
-                <w:i w:val="0"/>
-              </w:rPr>
-              <w:t>22131835</w:t>
-            </w:r>
-          </w:p>
-          <w:p>
-            <w:pPr>
-              <w:spacing w:after="20"/>
-            </w:pPr>
-            <w:r>
-              <w:rPr>
-                <w:b/>
-                <w:i w:val="0"/>
-              </w:rPr>
-              <w:t xml:space="preserve">CPC: </w:t>
-            </w:r>
-            <w:r>
-              <w:rPr>
-                <w:b w:val="0"/>
-                <w:i w:val="0"/>
-              </w:rPr>
-              <w:t>B62D57/024</w:t>
-            </w:r>
-          </w:p>
-          <w:p>
-            <w:pPr>
-              <w:spacing w:after="20"/>
-            </w:pPr>
-            <w:r>
-              <w:rPr>
-                <w:b/>
-                <w:i w:val="0"/>
-              </w:rPr>
-              <w:t xml:space="preserve">Legal status: </w:t>
-            </w:r>
-            <w:r>
-              <w:rPr>
-                <w:b w:val="0"/>
-                <w:i w:val="0"/>
-              </w:rPr>
-              <w:t>AS 2002-03-25; REMI 2006-11-15; LAPS 2007-04-29</w:t>
-            </w:r>
-          </w:p>
-          <w:p>
-            <w:r>
-              <w:rPr>
-                <w:b/>
-                <w:i w:val="0"/>
-              </w:rPr>
-              <w:t xml:space="preserve">Prior-art basis: </w:t>
-            </w:r>
-            <w:r>
-              <w:rPr>
-                <w:b w:val="0"/>
-                <w:i w:val="0"/>
-                <w:color w:val="0A7D4D"/>
-              </w:rPr>
-              <w:t>PUBLIC prior art</w:t>
-            </w:r>
-            <w:r>
-              <w:rPr>
-                <w:b w:val="0"/>
-                <w:i w:val="0"/>
-              </w:rPr>
-              <w:t xml:space="preserve">     Match: 0.773</w:t>
-            </w:r>
-          </w:p>
-        </w:tc>
-        <w:tc>
-          <w:tcPr>
-            <w:tcW w:type="dxa" w:w="4320"/>
-          </w:tcPr>
-          <w:p>
-            <w:r>
-              <w:drawing>
-                <wp:inline xmlns:a="http://schemas.openxmlformats.org/drawingml/2006/main" xmlns:pic="http://schemas.openxmlformats.org/drawingml/2006/picture">
-                  <wp:extent cx="1828800" cy="1537379"/>
-                  <wp:docPr id="5" name="Picture 5"/>
-                  <wp:cNvGraphicFramePr>
-                    <a:graphicFrameLocks noChangeAspect="1"/>
-                  </wp:cNvGraphicFramePr>
-                  <a:graphic>
-                    <a:graphicData uri="http://schemas.openxmlformats.org/drawingml/2006/picture">
-                      <pic:pic>
-                        <pic:nvPicPr>
-                          <pic:cNvPr id="0" name="000.png"/>
-                          <pic:cNvPicPr/>
-                        </pic:nvPicPr>
-                        <pic:blipFill>
-                          <a:blip r:embed="rId13"/>
-                          <a:stretch>
-                            <a:fillRect/>
-                          </a:stretch>
-                        </pic:blipFill>
-                        <pic:spPr>
-                          <a:xfrm>
-                            <a:off x="0" y="0"/>
-                            <a:ext cx="1828800" cy="1537379"/>
-                          </a:xfrm>
-                          <a:prstGeom prst="rect"/>
-                        </pic:spPr>
-                      </pic:pic>
-                    </a:graphicData>
-                  </a:graphic>
-                </wp:inline>
-              </w:drawing>
-            </w:r>
-          </w:p>
-          <w:p>
-            <w:r>
-              <w:rPr>
-                <w:b w:val="0"/>
-                <w:i w:val="0"/>
-                <w:color w:val="5B6B82"/>
-                <w:sz w:val="14"/>
-              </w:rPr>
-              <w:t>US-6554241-B1 · drawing</w:t>
-            </w:r>
-          </w:p>
-        </w:tc>
-      </w:tr>
-    </w:tbl>
-    <w:p>
-      <w:r>
-        <w:rPr>
-          <w:b/>
-          <w:i w:val="0"/>
-        </w:rPr>
-        <w:t xml:space="preserve">Why relevant: </w:t>
-      </w:r>
-      <w:r>
-        <w:rPr>
-          <w:b w:val="0"/>
-          <w:i w:val="0"/>
-        </w:rPr>
-        <w:t>This reference describes a vacuum device with a body and a piston having a protruding sealing lip that contacts a surface to define a chamber, which is connected to a vacuum source. This directly relates to the core components and function of the invention's vacuum gripper.</w:t>
-      </w:r>
-    </w:p>
-    <w:p>
-      <w:r>
-        <w:rPr>
-          <w:b/>
-          <w:i w:val="0"/>
-          <w:sz w:val="18"/>
-        </w:rPr>
-        <w:t>Relevant passage (claim_own cl 14, similarity 0.773):</w:t>
-      </w:r>
-    </w:p>
-    <w:p>
-      <w:pPr>
-        <w:ind w:left="288"/>
-      </w:pPr>
-      <w:r>
-        <w:rPr>
-          <w:i/>
-          <w:sz w:val="18"/>
-        </w:rPr>
-        <w:t>A vacuum device for attaching an object to a surface, comprising a body element fixable to said object; a piston element connected to said body element along a first sealing contour, thereby defining with said body element a first chamber, said piston element having a protruding sealing lip adapted to contact said surface along a second sealing contour, thereby defining with said surface a second chamber; said two chambers being connectable to a source of vacuum; said sealing lip being urged to said surface by a first sealing force due to the action of a vacuum created in said second chamber, said piston element being movable with respect to said body element by the action of a vacuum created in said first chamber and/or by an external force due to the contact of said sealing lip with said surface; wherein said vacuum device further comprises an elastic element connected to said piston element and said body element so as to deform when said piston element moves to reduce the volume of said first chamber, thereby creating a second sealing force urging said sealing lip towards said surface, which force is independent of said vacuum in said second chamber.</w:t>
+        <w:t>Vacuum gripping device</w:t>
       </w:r>
     </w:p>
     <w:p/>
@@ -3722,7 +3205,7 @@
           </w:tcPr>
           <w:p>
             <w:r>
-              <w:t>US-3005652-A</w:t>
+              <w:t>US-10456928-B2</w:t>
             </w:r>
           </w:p>
         </w:tc>
@@ -3732,7 +3215,7 @@
           </w:tcPr>
           <w:p>
             <w:r>
-              <w:t>Vacuum gripping device</w:t>
+              <w:t>Vacuum gripper unit comprising vacuum pump</w:t>
             </w:r>
           </w:p>
         </w:tc>
@@ -3742,7 +3225,7 @@
           </w:tcPr>
           <w:p>
             <w:r>
-              <w:t>0.777</w:t>
+              <w:t>0.776</w:t>
             </w:r>
           </w:p>
         </w:tc>
@@ -3752,7 +3235,7 @@
           </w:tcPr>
           <w:p>
             <w:r>
-              <w:t>PUBLIC prior art</w:t>
+              <w:t>SECRET prior art</w:t>
             </w:r>
           </w:p>
         </w:tc>
@@ -3762,7 +3245,7 @@
           </w:tcPr>
           <w:p>
             <w:r>
-              <w:t>citation, crosslingual, dense, qbe</w:t>
+              <w:t>citation, dense, qbe</w:t>
             </w:r>
           </w:p>
         </w:tc>
@@ -3784,7 +3267,7 @@
           </w:tcPr>
           <w:p>
             <w:r>
-              <w:t>US-8414045-B2</w:t>
+              <w:t>US-9266686-B2</w:t>
             </w:r>
           </w:p>
         </w:tc>
@@ -3804,7 +3287,7 @@
           </w:tcPr>
           <w:p>
             <w:r>
-              <w:t>0.789</w:t>
+              <w:t>0.772</w:t>
             </w:r>
           </w:p>
         </w:tc>
@@ -3824,7 +3307,7 @@
           </w:tcPr>
           <w:p>
             <w:r>
-              <w:t>citation, dense, qbe</w:t>
+              <w:t>citation, cpc, dense, qbe</w:t>
             </w:r>
           </w:p>
         </w:tc>
@@ -3846,7 +3329,7 @@
           </w:tcPr>
           <w:p>
             <w:r>
-              <w:t>US-7240935-B2</w:t>
+              <w:t>US-10195746-B2</w:t>
             </w:r>
           </w:p>
         </w:tc>
@@ -3856,7 +3339,7 @@
           </w:tcPr>
           <w:p>
             <w:r>
-              <w:t>Suction grip arm</w:t>
+              <w:t>Grasping gripper</w:t>
             </w:r>
           </w:p>
         </w:tc>
@@ -3866,7 +3349,7 @@
           </w:tcPr>
           <w:p>
             <w:r>
-              <w:t>0.8</w:t>
+              <w:t>0.79</w:t>
             </w:r>
           </w:p>
         </w:tc>
@@ -3876,7 +3359,7 @@
           </w:tcPr>
           <w:p>
             <w:r>
-              <w:t>PUBLIC prior art</w:t>
+              <w:t>SECRET prior art</w:t>
             </w:r>
           </w:p>
         </w:tc>
@@ -3908,7 +3391,7 @@
           </w:tcPr>
           <w:p>
             <w:r>
-              <w:t>US-11207792-B2</w:t>
+              <w:t>US-7240935-B2</w:t>
             </w:r>
           </w:p>
         </w:tc>
@@ -3918,7 +3401,7 @@
           </w:tcPr>
           <w:p>
             <w:r>
-              <w:t>Gripper, cutting apparatus and method for cutting a product</w:t>
+              <w:t>Suction grip arm</w:t>
             </w:r>
           </w:p>
         </w:tc>
@@ -3928,7 +3411,7 @@
           </w:tcPr>
           <w:p>
             <w:r>
-              <w:t>0.793</w:t>
+              <w:t>0.8</w:t>
             </w:r>
           </w:p>
         </w:tc>
@@ -3938,7 +3421,7 @@
           </w:tcPr>
           <w:p>
             <w:r>
-              <w:t>SECRET prior art</w:t>
+              <w:t>PUBLIC prior art</w:t>
             </w:r>
           </w:p>
         </w:tc>
@@ -3970,7 +3453,7 @@
           </w:tcPr>
           <w:p>
             <w:r>
-              <w:t>DE-102005020840-B4</w:t>
+              <w:t>US-9815209-B2</w:t>
             </w:r>
           </w:p>
         </w:tc>
@@ -3980,7 +3463,7 @@
           </w:tcPr>
           <w:p>
             <w:r>
-              <w:t>Sauggreifer</w:t>
+              <w:t>Casing with modular vacuum</w:t>
             </w:r>
           </w:p>
         </w:tc>
@@ -3990,7 +3473,7 @@
           </w:tcPr>
           <w:p>
             <w:r>
-              <w:t>0.822</w:t>
+              <w:t>0.798</w:t>
             </w:r>
           </w:p>
         </w:tc>
@@ -4010,7 +3493,7 @@
           </w:tcPr>
           <w:p>
             <w:r>
-              <w:t>citation, crosslingual, dense, qbe</w:t>
+              <w:t>citation, dense, qbe</w:t>
             </w:r>
           </w:p>
         </w:tc>
@@ -4032,7 +3515,7 @@
           </w:tcPr>
           <w:p>
             <w:r>
-              <w:t>US-9457478-B2</w:t>
+              <w:t>US-9803680-B2</w:t>
             </w:r>
           </w:p>
         </w:tc>
@@ -4042,7 +3525,7 @@
           </w:tcPr>
           <w:p>
             <w:r>
-              <w:t>Area vacuum gripper</w:t>
+              <w:t>Releasable vacuum holding device</w:t>
             </w:r>
           </w:p>
         </w:tc>
@@ -4052,7 +3535,7 @@
           </w:tcPr>
           <w:p>
             <w:r>
-              <w:t>0.788</w:t>
+              <w:t>0.782</w:t>
             </w:r>
           </w:p>
         </w:tc>
@@ -4072,7 +3555,7 @@
           </w:tcPr>
           <w:p>
             <w:r>
-              <w:t>citation, dense, qbe</w:t>
+              <w:t>citation, crosslingual, dense, qbe</w:t>
             </w:r>
           </w:p>
         </w:tc>
@@ -4094,7 +3577,7 @@
           </w:tcPr>
           <w:p>
             <w:r>
-              <w:t>US-9803680-B2</w:t>
+              <w:t>US-8414045-B2</w:t>
             </w:r>
           </w:p>
         </w:tc>
@@ -4104,7 +3587,7 @@
           </w:tcPr>
           <w:p>
             <w:r>
-              <w:t>Releasable vacuum holding device</w:t>
+              <w:t>Vacuum gripper</w:t>
             </w:r>
           </w:p>
         </w:tc>
@@ -4114,7 +3597,7 @@
           </w:tcPr>
           <w:p>
             <w:r>
-              <w:t>0.782</w:t>
+              <w:t>0.789</w:t>
             </w:r>
           </w:p>
         </w:tc>
@@ -4134,7 +3617,7 @@
           </w:tcPr>
           <w:p>
             <w:r>
-              <w:t>citation, crosslingual, dense, qbe</w:t>
+              <w:t>citation, dense, qbe</w:t>
             </w:r>
           </w:p>
         </w:tc>
@@ -4156,7 +3639,7 @@
           </w:tcPr>
           <w:p>
             <w:r>
-              <w:t>US-3377096-A</w:t>
+              <w:t>US-8290624-B2</w:t>
             </w:r>
           </w:p>
         </w:tc>
@@ -4166,7 +3649,7 @@
           </w:tcPr>
           <w:p>
             <w:r>
-              <w:t>Vacuum gripping pad</w:t>
+              <w:t xml:space="preserve">Uniform lighting and gripper positioning system for robotic </w:t>
             </w:r>
           </w:p>
         </w:tc>
@@ -4176,7 +3659,7 @@
           </w:tcPr>
           <w:p>
             <w:r>
-              <w:t>0.77</w:t>
+              <w:t>0.771</w:t>
             </w:r>
           </w:p>
         </w:tc>
@@ -4196,7 +3679,7 @@
           </w:tcPr>
           <w:p>
             <w:r>
-              <w:t>citation, dense, qbe</w:t>
+              <w:t>citation, dense</w:t>
             </w:r>
           </w:p>
         </w:tc>
@@ -4218,7 +3701,7 @@
           </w:tcPr>
           <w:p>
             <w:r>
-              <w:t>US-2007187965-A1</w:t>
+              <w:t>US-10562195-B2</w:t>
             </w:r>
           </w:p>
         </w:tc>
@@ -4228,7 +3711,7 @@
           </w:tcPr>
           <w:p>
             <w:r>
-              <w:t>Vacuum gripper</w:t>
+              <w:t>Gripper, in particular pneumatically operated gripper in the</w:t>
             </w:r>
           </w:p>
         </w:tc>
@@ -4238,7 +3721,7 @@
           </w:tcPr>
           <w:p>
             <w:r>
-              <w:t>0.808</w:t>
+              <w:t>0.795</w:t>
             </w:r>
           </w:p>
         </w:tc>
@@ -4248,7 +3731,7 @@
           </w:tcPr>
           <w:p>
             <w:r>
-              <w:t>PUBLIC prior art</w:t>
+              <w:t>SECRET prior art</w:t>
             </w:r>
           </w:p>
         </w:tc>
@@ -4258,7 +3741,7 @@
           </w:tcPr>
           <w:p>
             <w:r>
-              <w:t>citation, cpc, crosslingual, dense, qbe</w:t>
+              <w:t>citation, dense, qbe</w:t>
             </w:r>
           </w:p>
         </w:tc>
@@ -4280,7 +3763,7 @@
           </w:tcPr>
           <w:p>
             <w:r>
-              <w:t>US-6554241-B1</w:t>
+              <w:t>US-2007187965-A1</w:t>
             </w:r>
           </w:p>
         </w:tc>
@@ -4290,7 +3773,7 @@
           </w:tcPr>
           <w:p>
             <w:r>
-              <w:t>Vacuum cup</w:t>
+              <w:t>Vacuum gripper</w:t>
             </w:r>
           </w:p>
         </w:tc>
@@ -4300,7 +3783,7 @@
           </w:tcPr>
           <w:p>
             <w:r>
-              <w:t>0.773</w:t>
+              <w:t>0.808</w:t>
             </w:r>
           </w:p>
         </w:tc>
@@ -4320,7 +3803,7 @@
           </w:tcPr>
           <w:p>
             <w:r>
-              <w:t>crosslingual, dense, qbe</w:t>
+              <w:t>citation, cpc, crosslingual, dense, qbe</w:t>
             </w:r>
           </w:p>
         </w:tc>
@@ -4342,7 +3825,7 @@
           </w:tcPr>
           <w:p>
             <w:r>
-              <w:t>US-2014161582-A1</w:t>
+              <w:t>US-11207792-B2</w:t>
             </w:r>
           </w:p>
         </w:tc>
@@ -4352,7 +3835,7 @@
           </w:tcPr>
           <w:p>
             <w:r>
-              <w:t>Gripping element for manipulators</w:t>
+              <w:t>Gripper, cutting apparatus and method for cutting a product</w:t>
             </w:r>
           </w:p>
         </w:tc>
@@ -4362,7 +3845,7 @@
           </w:tcPr>
           <w:p>
             <w:r>
-              <w:t>0.789</w:t>
+              <w:t>0.793</w:t>
             </w:r>
           </w:p>
         </w:tc>
@@ -4372,7 +3855,7 @@
           </w:tcPr>
           <w:p>
             <w:r>
-              <w:t>PUBLIC prior art</w:t>
+              <w:t>SECRET prior art</w:t>
             </w:r>
           </w:p>
         </w:tc>
@@ -4382,7 +3865,7 @@
           </w:tcPr>
           <w:p>
             <w:r>
-              <w:t>dense</w:t>
+              <w:t>citation, crosslingual, dense, qbe</w:t>
             </w:r>
           </w:p>
         </w:tc>
@@ -4404,7 +3887,7 @@
           </w:tcPr>
           <w:p>
             <w:r>
-              <w:t>US-8290624-B2</w:t>
+              <w:t>US-2014161582-A1</w:t>
             </w:r>
           </w:p>
         </w:tc>
@@ -4414,7 +3897,7 @@
           </w:tcPr>
           <w:p>
             <w:r>
-              <w:t xml:space="preserve">Uniform lighting and gripper positioning system for robotic </w:t>
+              <w:t>Gripping element for manipulators</w:t>
             </w:r>
           </w:p>
         </w:tc>
@@ -4424,7 +3907,7 @@
           </w:tcPr>
           <w:p>
             <w:r>
-              <w:t>0.771</w:t>
+              <w:t>0.789</w:t>
             </w:r>
           </w:p>
         </w:tc>
@@ -4444,7 +3927,7 @@
           </w:tcPr>
           <w:p>
             <w:r>
-              <w:t>citation, dense, qbe</w:t>
+              <w:t>dense</w:t>
             </w:r>
           </w:p>
         </w:tc>
@@ -4568,7 +4051,7 @@
           </w:tcPr>
           <w:p>
             <w:r>
-              <w:t>citation, crosslingual, dense, qbe</w:t>
+              <w:t>citation, cpc, crosslingual, dense, qbe</w:t>
             </w:r>
           </w:p>
         </w:tc>
@@ -4692,7 +4175,7 @@
           </w:tcPr>
           <w:p>
             <w:r>
-              <w:t>citation, dense</w:t>
+              <w:t>citation, dense, qbe</w:t>
             </w:r>
           </w:p>
         </w:tc>
@@ -4714,7 +4197,7 @@
           </w:tcPr>
           <w:p>
             <w:r>
-              <w:t>US-5611585-A</w:t>
+              <w:t>DE-202005007145-U1</w:t>
             </w:r>
           </w:p>
         </w:tc>
@@ -4724,7 +4207,7 @@
           </w:tcPr>
           <w:p>
             <w:r>
-              <w:t>Vacuum lifting plate</w:t>
+              <w:t>Vacuum operated gripping element, comprising several specifi</w:t>
             </w:r>
           </w:p>
         </w:tc>
@@ -4734,7 +4217,7 @@
           </w:tcPr>
           <w:p>
             <w:r>
-              <w:t>0.752</w:t>
+              <w:t>0.821</w:t>
             </w:r>
           </w:p>
         </w:tc>
@@ -4754,7 +4237,7 @@
           </w:tcPr>
           <w:p>
             <w:r>
-              <w:t>citation, crosslingual, dense, qbe</w:t>
+              <w:t>crosslingual, dense, qbe</w:t>
             </w:r>
           </w:p>
         </w:tc>
@@ -4776,7 +4259,7 @@
           </w:tcPr>
           <w:p>
             <w:r>
-              <w:t>US-3152828-A</w:t>
+              <w:t>US-6171049-B1</w:t>
             </w:r>
           </w:p>
         </w:tc>
@@ -4786,7 +4269,7 @@
           </w:tcPr>
           <w:p>
             <w:r>
-              <w:t>Vacuum cup units for lifting pads</w:t>
+              <w:t xml:space="preserve">Method and device for receiving, orientating and assembling </w:t>
             </w:r>
           </w:p>
         </w:tc>
@@ -4796,7 +4279,7 @@
           </w:tcPr>
           <w:p>
             <w:r>
-              <w:t>0.742</w:t>
+              <w:t>0.77</w:t>
             </w:r>
           </w:p>
         </w:tc>
@@ -4816,7 +4299,7 @@
           </w:tcPr>
           <w:p>
             <w:r>
-              <w:t>citation, cpc, dense</w:t>
+              <w:t>dense, qbe</w:t>
             </w:r>
           </w:p>
         </w:tc>
@@ -4838,7 +4321,7 @@
           </w:tcPr>
           <w:p>
             <w:r>
-              <w:t>US-10562195-B2</w:t>
+              <w:t>US-3240525-A</w:t>
             </w:r>
           </w:p>
         </w:tc>
@@ -4848,7 +4331,7 @@
           </w:tcPr>
           <w:p>
             <w:r>
-              <w:t>Gripper, in particular pneumatically operated gripper in the</w:t>
+              <w:t>Vacuum device for handling articles</w:t>
             </w:r>
           </w:p>
         </w:tc>
@@ -4858,7 +4341,7 @@
           </w:tcPr>
           <w:p>
             <w:r>
-              <w:t>0.795</w:t>
+              <w:t>0.763</w:t>
             </w:r>
           </w:p>
         </w:tc>
@@ -4868,7 +4351,7 @@
           </w:tcPr>
           <w:p>
             <w:r>
-              <w:t>SECRET prior art</w:t>
+              <w:t>PUBLIC prior art</w:t>
             </w:r>
           </w:p>
         </w:tc>
@@ -4900,7 +4383,7 @@
           </w:tcPr>
           <w:p>
             <w:r>
-              <w:t>US-6171049-B1</w:t>
+              <w:t>US-4708381-A</w:t>
             </w:r>
           </w:p>
         </w:tc>
@@ -4910,7 +4393,7 @@
           </w:tcPr>
           <w:p>
             <w:r>
-              <w:t xml:space="preserve">Method and device for receiving, orientating and assembling </w:t>
+              <w:t>Holder fixed by vacuum for industrial use</w:t>
             </w:r>
           </w:p>
         </w:tc>
@@ -4920,7 +4403,7 @@
           </w:tcPr>
           <w:p>
             <w:r>
-              <w:t>0.77</w:t>
+              <w:t>0.784</w:t>
             </w:r>
           </w:p>
         </w:tc>
@@ -4940,7 +4423,7 @@
           </w:tcPr>
           <w:p>
             <w:r>
-              <w:t>dense, qbe</w:t>
+              <w:t>citation, crosslingual, dense, qbe</w:t>
             </w:r>
           </w:p>
         </w:tc>
@@ -4962,7 +4445,7 @@
           </w:tcPr>
           <w:p>
             <w:r>
-              <w:t>US-3240525-A</w:t>
+              <w:t>US-6279976-B1</w:t>
             </w:r>
           </w:p>
         </w:tc>
@@ -4972,7 +4455,7 @@
           </w:tcPr>
           <w:p>
             <w:r>
-              <w:t>Vacuum device for handling articles</w:t>
+              <w:t>Wafer handling device having conforming perimeter seal</w:t>
             </w:r>
           </w:p>
         </w:tc>
@@ -4982,7 +4465,7 @@
           </w:tcPr>
           <w:p>
             <w:r>
-              <w:t>0.763</w:t>
+              <w:t>0.777</w:t>
             </w:r>
           </w:p>
         </w:tc>
@@ -5002,7 +4485,7 @@
           </w:tcPr>
           <w:p>
             <w:r>
-              <w:t>citation, dense, qbe</w:t>
+              <w:t>citation, dense</w:t>
             </w:r>
           </w:p>
         </w:tc>
@@ -5024,7 +4507,7 @@
           </w:tcPr>
           <w:p>
             <w:r>
-              <w:t>US-4708381-A</w:t>
+              <w:t>DE-102005020840-A1</w:t>
             </w:r>
           </w:p>
         </w:tc>
@@ -5034,7 +4517,7 @@
           </w:tcPr>
           <w:p>
             <w:r>
-              <w:t>Holder fixed by vacuum for industrial use</w:t>
+              <w:t>Sauggreifer</w:t>
             </w:r>
           </w:p>
         </w:tc>
@@ -5044,7 +4527,7 @@
           </w:tcPr>
           <w:p>
             <w:r>
-              <w:t>0.784</w:t>
+              <w:t>0.822</w:t>
             </w:r>
           </w:p>
         </w:tc>
@@ -5086,7 +4569,7 @@
           </w:tcPr>
           <w:p>
             <w:r>
-              <w:t>US-6279976-B1</w:t>
+              <w:t>US-6419291-B1</w:t>
             </w:r>
           </w:p>
         </w:tc>
@@ -5096,7 +4579,7 @@
           </w:tcPr>
           <w:p>
             <w:r>
-              <w:t>Wafer handling device having conforming perimeter seal</w:t>
+              <w:t>Adjustable flexible vacuum gripper and method of gripping</w:t>
             </w:r>
           </w:p>
         </w:tc>
@@ -5106,7 +4589,7 @@
           </w:tcPr>
           <w:p>
             <w:r>
-              <w:t>0.777</w:t>
+              <w:t>0.799</w:t>
             </w:r>
           </w:p>
         </w:tc>
@@ -5148,7 +4631,7 @@
           </w:tcPr>
           <w:p>
             <w:r>
-              <w:t>DE-202005007145-U1</w:t>
+              <w:t>US-3152828-A</w:t>
             </w:r>
           </w:p>
         </w:tc>
@@ -5158,7 +4641,7 @@
           </w:tcPr>
           <w:p>
             <w:r>
-              <w:t>Vacuum operated gripping element, comprising several specifi</w:t>
+              <w:t>Vacuum cup units for lifting pads</w:t>
             </w:r>
           </w:p>
         </w:tc>
@@ -5168,7 +4651,7 @@
           </w:tcPr>
           <w:p>
             <w:r>
-              <w:t>0.821</w:t>
+              <w:t>0.742</w:t>
             </w:r>
           </w:p>
         </w:tc>
@@ -5188,7 +4671,7 @@
           </w:tcPr>
           <w:p>
             <w:r>
-              <w:t>crosslingual, dense, qbe</w:t>
+              <w:t>citation, cpc, dense, qbe</w:t>
             </w:r>
           </w:p>
         </w:tc>
@@ -5210,7 +4693,7 @@
           </w:tcPr>
           <w:p>
             <w:r>
-              <w:t>US-6419291-B1</w:t>
+              <w:t>US-8534633-B2</w:t>
             </w:r>
           </w:p>
         </w:tc>
@@ -5220,7 +4703,7 @@
           </w:tcPr>
           <w:p>
             <w:r>
-              <w:t>Adjustable flexible vacuum gripper and method of gripping</w:t>
+              <w:t>Suction cup having replaceable sealing surfaces</w:t>
             </w:r>
           </w:p>
         </w:tc>
@@ -5230,7 +4713,7 @@
           </w:tcPr>
           <w:p>
             <w:r>
-              <w:t>0.799</w:t>
+              <w:t>0.773</w:t>
             </w:r>
           </w:p>
         </w:tc>
